--- a/templates/infomed_consent_template.docx
+++ b/templates/infomed_consent_template.docx
@@ -2635,7 +2635,7 @@
           <w:cs/>
           <w:lang w:val="en-US"/>
         </w:rPr>
-        <w:t xml:space="preserve">             ลงชื่อ ...................................... พยาน ( ญาติ )</w:t>
+        <w:t xml:space="preserve">             ลงชื่อ ...................................... พยาน ( เจ้าหน้าที่ )</w:t>
       </w:r>
     </w:p>
     <w:p>
